--- a/Logs_Doc/Log_CNN.docx
+++ b/Logs_Doc/Log_CNN.docx
@@ -2573,7 +2573,7 @@
           <w:lang w:bidi="ta-IN"/>
         </w:rPr>
         <w:drawing>
-          <wp:inline distT="0" distB="0" distL="0" distR="0" wp14:anchorId="0D7B84C3" wp14:editId="6EB6DCF4">
+          <wp:inline distT="0" distB="0" distL="0" distR="0" wp14:anchorId="0D7B84C3" wp14:editId="154AF2EC">
             <wp:extent cx="4168626" cy="7315200"/>
             <wp:effectExtent l="0" t="0" r="3810" b="0"/>
             <wp:docPr id="6" name="Picture 6" descr="C:\Users\jayan\AppData\Local\Microsoft\Windows\INetCache\Content.MSO\DE62DB95.tmp"/>
@@ -2661,7 +2661,7 @@
           <w:lang w:bidi="ta-IN"/>
         </w:rPr>
         <w:drawing>
-          <wp:inline distT="0" distB="0" distL="0" distR="0" wp14:anchorId="7781F5CC" wp14:editId="158A1E3E">
+          <wp:inline distT="0" distB="0" distL="0" distR="0" wp14:anchorId="7781F5CC" wp14:editId="6FA7D95F">
             <wp:extent cx="4168626" cy="7315200"/>
             <wp:effectExtent l="0" t="0" r="3810" b="0"/>
             <wp:docPr id="7" name="Picture 7" descr="C:\Users\jayan\AppData\Local\Microsoft\Windows\INetCache\Content.MSO\C1DDE76B.tmp"/>
@@ -2798,7 +2798,63 @@
           <w:sz w:val="24"/>
           <w:szCs w:val="24"/>
         </w:rPr>
-        <w:t xml:space="preserve">The models are tested on standard performance measures like accuracy and loss. The training and validation curves are inspected to determine each model's capacity to generalize to new examples. Simple CNN, ResNet50, and VGG16 training histories are compared to inspect trends such as overfitting or underfitting. Confusion matrices can be graphed to explore the errors in classification in more detail. The impact of transfer learning is observed by comparing ResNet50 and VGG16 with the personalized CNN on accuracy and efficiency in learning. The best-performing model is selected based on validation accuracy and capacity to generalize. </w:t>
+        <w:t xml:space="preserve">The models are tested on standard performance measures like accuracy and loss. The training and validation curves are inspected to determine each model's capacity to generalize to new examples. Simple CNN, ResNet50, and VGG16 training histories are compared to inspect trends such as overfitting or underfitting. Confusion matrices can be graphed to explore the errors in classification in more detail. </w:t>
+      </w:r>
+      <w:r>
+        <w:rPr>
+          <w:rFonts w:ascii="Times New Roman" w:hAnsi="Times New Roman" w:cs="Times New Roman"/>
+          <w:sz w:val="24"/>
+          <w:szCs w:val="24"/>
+        </w:rPr>
+        <w:t>The effect of transfer learning is seen when we compare ResNet50 and VGG16 against the customized CNN on accuracy and learning approach</w:t>
+      </w:r>
+      <w:r>
+        <w:rPr>
+          <w:rFonts w:ascii="Times New Roman" w:hAnsi="Times New Roman" w:cs="Times New Roman"/>
+          <w:sz w:val="24"/>
+          <w:szCs w:val="24"/>
+        </w:rPr>
+        <w:t xml:space="preserve">. </w:t>
+      </w:r>
+      <w:r>
+        <w:rPr>
+          <w:rFonts w:ascii="Times New Roman" w:hAnsi="Times New Roman" w:cs="Times New Roman"/>
+          <w:sz w:val="24"/>
+          <w:szCs w:val="24"/>
+        </w:rPr>
+        <w:t>B</w:t>
+      </w:r>
+      <w:r>
+        <w:rPr>
+          <w:rFonts w:ascii="Times New Roman" w:hAnsi="Times New Roman" w:cs="Times New Roman"/>
+          <w:sz w:val="24"/>
+          <w:szCs w:val="24"/>
+        </w:rPr>
+        <w:t>ased on validation accuracy and capacity to generalize</w:t>
+      </w:r>
+      <w:r>
+        <w:rPr>
+          <w:rFonts w:ascii="Times New Roman" w:hAnsi="Times New Roman" w:cs="Times New Roman"/>
+          <w:sz w:val="24"/>
+          <w:szCs w:val="24"/>
+        </w:rPr>
+        <w:t xml:space="preserve"> t</w:t>
+      </w:r>
+      <w:r>
+        <w:rPr>
+          <w:rFonts w:ascii="Times New Roman" w:hAnsi="Times New Roman" w:cs="Times New Roman"/>
+          <w:sz w:val="24"/>
+          <w:szCs w:val="24"/>
+        </w:rPr>
+        <w:t xml:space="preserve">he best-performing model is </w:t>
+      </w:r>
+      <w:r>
+        <w:rPr>
+          <w:rFonts w:ascii="Times New Roman" w:hAnsi="Times New Roman" w:cs="Times New Roman"/>
+          <w:sz w:val="24"/>
+          <w:szCs w:val="24"/>
+        </w:rPr>
+        <w:t>choosen</w:t>
       </w:r>
     </w:p>
     <w:p>
@@ -3035,11 +3091,88 @@
       </w:pPr>
       <w:r>
         <w:rPr>
-          <w:rFonts w:ascii="Times New Roman" w:hAnsi="Times New Roman" w:cs="Times New Roman"/>
-          <w:sz w:val="24"/>
-          <w:szCs w:val="24"/>
-        </w:rPr>
-        <w:t>ResNet50 is the Best Performing Model: In terms of validation accuracy, ResNet50 outperforms Simple CNN and VGG16. This shows that the ResNet50 model is suitable for the provided task and dataset.</w:t>
+          <w:rFonts w:ascii="Arial" w:hAnsi="Arial" w:cs="Arial"/>
+          <w:color w:val="111827"/>
+        </w:rPr>
+        <w:t>The Best Performing Model is</w:t>
+      </w:r>
+      <w:r>
+        <w:rPr>
+          <w:rFonts w:ascii="Arial" w:hAnsi="Arial" w:cs="Arial"/>
+          <w:color w:val="111827"/>
+        </w:rPr>
+        <w:t> </w:t>
+      </w:r>
+      <w:r>
+        <w:rPr>
+          <w:rFonts w:ascii="Arial" w:hAnsi="Arial" w:cs="Arial"/>
+          <w:color w:val="111827"/>
+        </w:rPr>
+        <w:t xml:space="preserve">ResNet50: </w:t>
+      </w:r>
+      <w:r>
+        <w:rPr>
+          <w:rFonts w:ascii="Times New Roman" w:hAnsi="Times New Roman" w:cs="Times New Roman"/>
+          <w:sz w:val="24"/>
+          <w:szCs w:val="24"/>
+        </w:rPr>
+        <w:t>Considering</w:t>
+      </w:r>
+      <w:r>
+        <w:rPr>
+          <w:rFonts w:ascii="Times New Roman" w:hAnsi="Times New Roman" w:cs="Times New Roman"/>
+          <w:sz w:val="24"/>
+          <w:szCs w:val="24"/>
+        </w:rPr>
+        <w:t xml:space="preserve"> validation accuracy, ResNet50 </w:t>
+      </w:r>
+      <w:r>
+        <w:rPr>
+          <w:rFonts w:ascii="Times New Roman" w:hAnsi="Times New Roman" w:cs="Times New Roman"/>
+          <w:sz w:val="24"/>
+          <w:szCs w:val="24"/>
+        </w:rPr>
+        <w:t>performed well than</w:t>
+      </w:r>
+      <w:r>
+        <w:rPr>
+          <w:rFonts w:ascii="Times New Roman" w:hAnsi="Times New Roman" w:cs="Times New Roman"/>
+          <w:sz w:val="24"/>
+          <w:szCs w:val="24"/>
+        </w:rPr>
+        <w:t xml:space="preserve"> Simple CNN and VGG16. This </w:t>
+      </w:r>
+      <w:r>
+        <w:rPr>
+          <w:rFonts w:ascii="Times New Roman" w:hAnsi="Times New Roman" w:cs="Times New Roman"/>
+          <w:sz w:val="24"/>
+          <w:szCs w:val="24"/>
+        </w:rPr>
+        <w:t>indicates</w:t>
+      </w:r>
+      <w:r>
+        <w:rPr>
+          <w:rFonts w:ascii="Times New Roman" w:hAnsi="Times New Roman" w:cs="Times New Roman"/>
+          <w:sz w:val="24"/>
+          <w:szCs w:val="24"/>
+        </w:rPr>
+        <w:t xml:space="preserve"> that the ResNet50 model is </w:t>
+      </w:r>
+      <w:r>
+        <w:rPr>
+          <w:rFonts w:ascii="Times New Roman" w:hAnsi="Times New Roman" w:cs="Times New Roman"/>
+          <w:sz w:val="24"/>
+          <w:szCs w:val="24"/>
+        </w:rPr>
+        <w:t>an appropriate model</w:t>
+      </w:r>
+      <w:r>
+        <w:rPr>
+          <w:rFonts w:ascii="Times New Roman" w:hAnsi="Times New Roman" w:cs="Times New Roman"/>
+          <w:sz w:val="24"/>
+          <w:szCs w:val="24"/>
+        </w:rPr>
+        <w:t xml:space="preserve"> for the provided task and dataset.</w:t>
       </w:r>
     </w:p>
     <w:p>
@@ -3063,7 +3196,111 @@
           <w:sz w:val="24"/>
           <w:szCs w:val="24"/>
         </w:rPr>
-        <w:t>Simple CNN is a Viable Alternative: While not nearly as accurate as ResNet50, Simple CNN still achieves high validation accuracy. It is a good choice if computational resources are limited because it is likely a less complex model than ResNet50.</w:t>
+        <w:t xml:space="preserve">Simple CNN is a Viable Alternative: </w:t>
+      </w:r>
+      <w:r>
+        <w:rPr>
+          <w:rFonts w:ascii="Times New Roman" w:hAnsi="Times New Roman" w:cs="Times New Roman"/>
+          <w:sz w:val="24"/>
+          <w:szCs w:val="24"/>
+        </w:rPr>
+        <w:t>Though</w:t>
+      </w:r>
+      <w:r>
+        <w:rPr>
+          <w:rFonts w:ascii="Times New Roman" w:hAnsi="Times New Roman" w:cs="Times New Roman"/>
+          <w:sz w:val="24"/>
+          <w:szCs w:val="24"/>
+        </w:rPr>
+        <w:t xml:space="preserve"> </w:t>
+      </w:r>
+      <w:r>
+        <w:rPr>
+          <w:rFonts w:ascii="Times New Roman" w:hAnsi="Times New Roman" w:cs="Times New Roman"/>
+          <w:sz w:val="24"/>
+          <w:szCs w:val="24"/>
+        </w:rPr>
+        <w:t>this is</w:t>
+      </w:r>
+      <w:r>
+        <w:rPr>
+          <w:rFonts w:ascii="Times New Roman" w:hAnsi="Times New Roman" w:cs="Times New Roman"/>
+          <w:sz w:val="24"/>
+          <w:szCs w:val="24"/>
+        </w:rPr>
+        <w:t xml:space="preserve"> </w:t>
+      </w:r>
+      <w:r>
+        <w:rPr>
+          <w:rFonts w:ascii="Times New Roman" w:hAnsi="Times New Roman" w:cs="Times New Roman"/>
+          <w:sz w:val="24"/>
+          <w:szCs w:val="24"/>
+        </w:rPr>
+        <w:t>not</w:t>
+      </w:r>
+      <w:r>
+        <w:rPr>
+          <w:rFonts w:ascii="Times New Roman" w:hAnsi="Times New Roman" w:cs="Times New Roman"/>
+          <w:sz w:val="24"/>
+          <w:szCs w:val="24"/>
+        </w:rPr>
+        <w:t xml:space="preserve"> as accurate as ResNet50, Simple CNN</w:t>
+      </w:r>
+      <w:r>
+        <w:rPr>
+          <w:rFonts w:ascii="Times New Roman" w:hAnsi="Times New Roman" w:cs="Times New Roman"/>
+          <w:sz w:val="24"/>
+          <w:szCs w:val="24"/>
+        </w:rPr>
+        <w:t xml:space="preserve">, </w:t>
+      </w:r>
+      <w:r>
+        <w:rPr>
+          <w:rFonts w:ascii="Times New Roman" w:hAnsi="Times New Roman" w:cs="Times New Roman"/>
+          <w:sz w:val="24"/>
+          <w:szCs w:val="24"/>
+        </w:rPr>
+        <w:t>achieves high validation accuracy. If computational resources are limited</w:t>
+      </w:r>
+      <w:r>
+        <w:rPr>
+          <w:rFonts w:ascii="Times New Roman" w:hAnsi="Times New Roman" w:cs="Times New Roman"/>
+          <w:sz w:val="24"/>
+          <w:szCs w:val="24"/>
+        </w:rPr>
+        <w:t xml:space="preserve"> this is a good approach </w:t>
+      </w:r>
+      <w:r>
+        <w:rPr>
+          <w:rFonts w:ascii="Times New Roman" w:hAnsi="Times New Roman" w:cs="Times New Roman"/>
+          <w:sz w:val="24"/>
+          <w:szCs w:val="24"/>
+        </w:rPr>
+        <w:t>because</w:t>
+      </w:r>
+      <w:r>
+        <w:rPr>
+          <w:rFonts w:ascii="Times New Roman" w:hAnsi="Times New Roman" w:cs="Times New Roman"/>
+          <w:sz w:val="24"/>
+          <w:szCs w:val="24"/>
+        </w:rPr>
+        <w:t xml:space="preserve"> it is a </w:t>
+      </w:r>
+      <w:r>
+        <w:rPr>
+          <w:rFonts w:ascii="Times New Roman" w:hAnsi="Times New Roman" w:cs="Times New Roman"/>
+          <w:sz w:val="24"/>
+          <w:szCs w:val="24"/>
+        </w:rPr>
+        <w:t xml:space="preserve">bit </w:t>
+      </w:r>
+      <w:r>
+        <w:rPr>
+          <w:rFonts w:ascii="Times New Roman" w:hAnsi="Times New Roman" w:cs="Times New Roman"/>
+          <w:sz w:val="24"/>
+          <w:szCs w:val="24"/>
+        </w:rPr>
+        <w:t>less complex model than ResNet50.</w:t>
       </w:r>
     </w:p>
     <w:p>
@@ -3087,7 +3324,103 @@
           <w:sz w:val="24"/>
           <w:szCs w:val="24"/>
         </w:rPr>
-        <w:t>VGG16 Does Not Do Well on the Task: VGG16 does significantly worse than the other two models. This indicates that VGG16 is not an appropriate architecture for this specific task or dataset.</w:t>
+        <w:t xml:space="preserve">VGG16 </w:t>
+      </w:r>
+      <w:r>
+        <w:rPr>
+          <w:rFonts w:ascii="Times New Roman" w:hAnsi="Times New Roman" w:cs="Times New Roman"/>
+          <w:sz w:val="24"/>
+          <w:szCs w:val="24"/>
+        </w:rPr>
+        <w:t>struggling</w:t>
+      </w:r>
+      <w:r>
+        <w:rPr>
+          <w:rFonts w:ascii="Times New Roman" w:hAnsi="Times New Roman" w:cs="Times New Roman"/>
+          <w:sz w:val="24"/>
+          <w:szCs w:val="24"/>
+        </w:rPr>
+        <w:t xml:space="preserve"> on the Task: VGG16 does significantly worse</w:t>
+      </w:r>
+      <w:r>
+        <w:rPr>
+          <w:rFonts w:ascii="Times New Roman" w:hAnsi="Times New Roman" w:cs="Times New Roman"/>
+          <w:sz w:val="24"/>
+          <w:szCs w:val="24"/>
+        </w:rPr>
+        <w:t xml:space="preserve"> when compared to the </w:t>
+      </w:r>
+      <w:r>
+        <w:rPr>
+          <w:rFonts w:ascii="Times New Roman" w:hAnsi="Times New Roman" w:cs="Times New Roman"/>
+          <w:sz w:val="24"/>
+          <w:szCs w:val="24"/>
+        </w:rPr>
+        <w:t xml:space="preserve">other two models. This </w:t>
+      </w:r>
+      <w:r>
+        <w:rPr>
+          <w:rFonts w:ascii="Times New Roman" w:hAnsi="Times New Roman" w:cs="Times New Roman"/>
+          <w:sz w:val="24"/>
+          <w:szCs w:val="24"/>
+        </w:rPr>
+        <w:t>shows</w:t>
+      </w:r>
+      <w:r>
+        <w:rPr>
+          <w:rFonts w:ascii="Times New Roman" w:hAnsi="Times New Roman" w:cs="Times New Roman"/>
+          <w:sz w:val="24"/>
+          <w:szCs w:val="24"/>
+        </w:rPr>
+        <w:t xml:space="preserve"> that VGG16 is not a </w:t>
+      </w:r>
+      <w:r>
+        <w:rPr>
+          <w:rFonts w:ascii="Times New Roman" w:hAnsi="Times New Roman" w:cs="Times New Roman"/>
+          <w:sz w:val="24"/>
+          <w:szCs w:val="24"/>
+        </w:rPr>
+        <w:t>suitable</w:t>
+      </w:r>
+      <w:r>
+        <w:rPr>
+          <w:rFonts w:ascii="Times New Roman" w:hAnsi="Times New Roman" w:cs="Times New Roman"/>
+          <w:sz w:val="24"/>
+          <w:szCs w:val="24"/>
+        </w:rPr>
+        <w:t xml:space="preserve"> architecture for th</w:t>
+      </w:r>
+      <w:r>
+        <w:rPr>
+          <w:rFonts w:ascii="Times New Roman" w:hAnsi="Times New Roman" w:cs="Times New Roman"/>
+          <w:sz w:val="24"/>
+          <w:szCs w:val="24"/>
+        </w:rPr>
+        <w:t>is</w:t>
+      </w:r>
+      <w:r>
+        <w:rPr>
+          <w:rFonts w:ascii="Times New Roman" w:hAnsi="Times New Roman" w:cs="Times New Roman"/>
+          <w:sz w:val="24"/>
+          <w:szCs w:val="24"/>
+        </w:rPr>
+        <w:t xml:space="preserve"> </w:t>
+      </w:r>
+      <w:r>
+        <w:rPr>
+          <w:rFonts w:ascii="Times New Roman" w:hAnsi="Times New Roman" w:cs="Times New Roman"/>
+          <w:sz w:val="24"/>
+          <w:szCs w:val="24"/>
+        </w:rPr>
+        <w:t>given</w:t>
+      </w:r>
+      <w:r>
+        <w:rPr>
+          <w:rFonts w:ascii="Times New Roman" w:hAnsi="Times New Roman" w:cs="Times New Roman"/>
+          <w:sz w:val="24"/>
+          <w:szCs w:val="24"/>
+        </w:rPr>
+        <w:t xml:space="preserve"> task or dataset.</w:t>
       </w:r>
     </w:p>
     <w:p>
@@ -3108,15 +3441,137 @@
           <w:sz w:val="24"/>
           <w:szCs w:val="24"/>
         </w:rPr>
-        <w:t>Implications for Model Selection:</w:t>
-      </w:r>
-      <w:r>
-        <w:rPr>
-          <w:rFonts w:ascii="Times New Roman" w:hAnsi="Times New Roman" w:cs="Times New Roman"/>
-          <w:sz w:val="24"/>
-          <w:szCs w:val="24"/>
-        </w:rPr>
-        <w:t xml:space="preserve"> When selecting a model to deploy, ResNet50 would be the first option considering its superior performance. However, if model size or computational cost is an important factor, Simple CNN would be an adequate trade-off.</w:t>
+        <w:t xml:space="preserve">Model Selection </w:t>
+      </w:r>
+      <w:r>
+        <w:rPr>
+          <w:rFonts w:ascii="Times New Roman" w:hAnsi="Times New Roman" w:cs="Times New Roman"/>
+          <w:b/>
+          <w:bCs/>
+          <w:sz w:val="24"/>
+          <w:szCs w:val="24"/>
+        </w:rPr>
+        <w:t>Implications:</w:t>
+      </w:r>
+      <w:r>
+        <w:rPr>
+          <w:rFonts w:ascii="Times New Roman" w:hAnsi="Times New Roman" w:cs="Times New Roman"/>
+          <w:sz w:val="24"/>
+          <w:szCs w:val="24"/>
+        </w:rPr>
+        <w:t xml:space="preserve"> </w:t>
+      </w:r>
+      <w:r>
+        <w:rPr>
+          <w:rFonts w:ascii="Times New Roman" w:hAnsi="Times New Roman" w:cs="Times New Roman"/>
+          <w:sz w:val="24"/>
+          <w:szCs w:val="24"/>
+        </w:rPr>
+        <w:t>Given a model to deploy, ResNet50 would be the</w:t>
+      </w:r>
+      <w:r>
+        <w:rPr>
+          <w:rFonts w:ascii="Times New Roman" w:hAnsi="Times New Roman" w:cs="Times New Roman"/>
+          <w:sz w:val="24"/>
+          <w:szCs w:val="24"/>
+        </w:rPr>
+        <w:t xml:space="preserve"> </w:t>
+      </w:r>
+      <w:r>
+        <w:rPr>
+          <w:rFonts w:ascii="Times New Roman" w:hAnsi="Times New Roman" w:cs="Times New Roman"/>
+          <w:sz w:val="24"/>
+          <w:szCs w:val="24"/>
+        </w:rPr>
+        <w:t>top choice due to its outstanding</w:t>
+      </w:r>
+      <w:r>
+        <w:rPr>
+          <w:rFonts w:ascii="Times New Roman" w:hAnsi="Times New Roman" w:cs="Times New Roman"/>
+          <w:sz w:val="24"/>
+          <w:szCs w:val="24"/>
+        </w:rPr>
+        <w:t> </w:t>
+      </w:r>
+      <w:r>
+        <w:rPr>
+          <w:rFonts w:ascii="Times New Roman" w:hAnsi="Times New Roman" w:cs="Times New Roman"/>
+          <w:sz w:val="24"/>
+          <w:szCs w:val="24"/>
+        </w:rPr>
+        <w:t>performance</w:t>
+      </w:r>
+      <w:r>
+        <w:rPr>
+          <w:rFonts w:ascii="Times New Roman" w:hAnsi="Times New Roman" w:cs="Times New Roman"/>
+          <w:sz w:val="24"/>
+          <w:szCs w:val="24"/>
+        </w:rPr>
+        <w:t xml:space="preserve">. </w:t>
+      </w:r>
+      <w:r>
+        <w:rPr>
+          <w:rFonts w:ascii="Times New Roman" w:hAnsi="Times New Roman" w:cs="Times New Roman"/>
+          <w:sz w:val="24"/>
+          <w:szCs w:val="24"/>
+        </w:rPr>
+        <w:t>But</w:t>
+      </w:r>
+      <w:r>
+        <w:rPr>
+          <w:rFonts w:ascii="Times New Roman" w:hAnsi="Times New Roman" w:cs="Times New Roman"/>
+          <w:sz w:val="24"/>
+          <w:szCs w:val="24"/>
+        </w:rPr>
+        <w:t xml:space="preserve"> if model size or computational cost is </w:t>
+      </w:r>
+      <w:r>
+        <w:rPr>
+          <w:rFonts w:ascii="Times New Roman" w:hAnsi="Times New Roman" w:cs="Times New Roman"/>
+          <w:sz w:val="24"/>
+          <w:szCs w:val="24"/>
+        </w:rPr>
+        <w:t>a</w:t>
+      </w:r>
+      <w:r>
+        <w:rPr>
+          <w:rFonts w:ascii="Times New Roman" w:hAnsi="Times New Roman" w:cs="Times New Roman"/>
+          <w:sz w:val="24"/>
+          <w:szCs w:val="24"/>
+        </w:rPr>
+        <w:t xml:space="preserve"> </w:t>
+      </w:r>
+      <w:r>
+        <w:rPr>
+          <w:rFonts w:ascii="Times New Roman" w:hAnsi="Times New Roman" w:cs="Times New Roman"/>
+          <w:sz w:val="24"/>
+          <w:szCs w:val="24"/>
+        </w:rPr>
+        <w:t>critical</w:t>
+      </w:r>
+      <w:r>
+        <w:rPr>
+          <w:rFonts w:ascii="Times New Roman" w:hAnsi="Times New Roman" w:cs="Times New Roman"/>
+          <w:sz w:val="24"/>
+          <w:szCs w:val="24"/>
+        </w:rPr>
+        <w:t xml:space="preserve"> factor, Simple CNN would be an </w:t>
+      </w:r>
+      <w:r>
+        <w:rPr>
+          <w:rFonts w:ascii="Times New Roman" w:hAnsi="Times New Roman" w:cs="Times New Roman"/>
+          <w:sz w:val="24"/>
+          <w:szCs w:val="24"/>
+        </w:rPr>
+        <w:t>suffice</w:t>
+      </w:r>
+      <w:r>
+        <w:rPr>
+          <w:rFonts w:ascii="Times New Roman" w:hAnsi="Times New Roman" w:cs="Times New Roman"/>
+          <w:sz w:val="24"/>
+          <w:szCs w:val="24"/>
+        </w:rPr>
+        <w:t xml:space="preserve"> trade-off.</w:t>
       </w:r>
     </w:p>
     <w:p>
@@ -3145,20 +3600,161 @@
           <w:sz w:val="24"/>
           <w:szCs w:val="24"/>
         </w:rPr>
-        <w:t xml:space="preserve"> The significant difference in performance of VGG16 compared to all the other models warrants more investigation. It could be beneficial to experiment with several different hyperparameters, data augmentation techniques, or transfer learning schemes for VGG16 in an attempt to boost its performance.</w:t>
+        <w:t xml:space="preserve"> The significant difference in performance of VGG16 compared to </w:t>
+      </w:r>
+      <w:r>
+        <w:rPr>
+          <w:rFonts w:ascii="Times New Roman" w:hAnsi="Times New Roman" w:cs="Times New Roman"/>
+          <w:sz w:val="24"/>
+          <w:szCs w:val="24"/>
+        </w:rPr>
+        <w:t xml:space="preserve">the </w:t>
+      </w:r>
+      <w:r>
+        <w:rPr>
+          <w:rFonts w:ascii="Times New Roman" w:hAnsi="Times New Roman" w:cs="Times New Roman"/>
+          <w:sz w:val="24"/>
+          <w:szCs w:val="24"/>
+        </w:rPr>
+        <w:t xml:space="preserve">other models </w:t>
+      </w:r>
+      <w:r>
+        <w:rPr>
+          <w:rFonts w:ascii="Times New Roman" w:hAnsi="Times New Roman" w:cs="Times New Roman"/>
+          <w:sz w:val="24"/>
+          <w:szCs w:val="24"/>
+        </w:rPr>
+        <w:t>needs</w:t>
+      </w:r>
+      <w:r>
+        <w:rPr>
+          <w:rFonts w:ascii="Times New Roman" w:hAnsi="Times New Roman" w:cs="Times New Roman"/>
+          <w:sz w:val="24"/>
+          <w:szCs w:val="24"/>
+        </w:rPr>
+        <w:t xml:space="preserve"> </w:t>
+      </w:r>
+      <w:r>
+        <w:rPr>
+          <w:rFonts w:ascii="Times New Roman" w:hAnsi="Times New Roman" w:cs="Times New Roman"/>
+          <w:sz w:val="24"/>
+          <w:szCs w:val="24"/>
+        </w:rPr>
+        <w:t>further</w:t>
+      </w:r>
+      <w:r>
+        <w:rPr>
+          <w:rFonts w:ascii="Times New Roman" w:hAnsi="Times New Roman" w:cs="Times New Roman"/>
+          <w:sz w:val="24"/>
+          <w:szCs w:val="24"/>
+        </w:rPr>
+        <w:t xml:space="preserve"> investigation.</w:t>
+      </w:r>
+      <w:r>
+        <w:rPr>
+          <w:rFonts w:ascii="Times New Roman" w:hAnsi="Times New Roman" w:cs="Times New Roman"/>
+          <w:sz w:val="24"/>
+          <w:szCs w:val="24"/>
+        </w:rPr>
+        <w:t xml:space="preserve"> </w:t>
+      </w:r>
+      <w:r>
+        <w:rPr>
+          <w:rFonts w:ascii="Times New Roman" w:hAnsi="Times New Roman" w:cs="Times New Roman"/>
+          <w:sz w:val="24"/>
+          <w:szCs w:val="24"/>
+        </w:rPr>
+        <w:t>F</w:t>
+      </w:r>
+      <w:r>
+        <w:rPr>
+          <w:rFonts w:ascii="Times New Roman" w:hAnsi="Times New Roman" w:cs="Times New Roman"/>
+          <w:sz w:val="24"/>
+          <w:szCs w:val="24"/>
+        </w:rPr>
+        <w:t>or VGG16</w:t>
+      </w:r>
+      <w:r>
+        <w:rPr>
+          <w:rFonts w:ascii="Times New Roman" w:hAnsi="Times New Roman" w:cs="Times New Roman"/>
+          <w:sz w:val="24"/>
+          <w:szCs w:val="24"/>
+        </w:rPr>
+        <w:t>,</w:t>
+      </w:r>
+      <w:r>
+        <w:rPr>
+          <w:rFonts w:ascii="Times New Roman" w:hAnsi="Times New Roman" w:cs="Times New Roman"/>
+          <w:sz w:val="24"/>
+          <w:szCs w:val="24"/>
+        </w:rPr>
+        <w:t xml:space="preserve"> </w:t>
+      </w:r>
+      <w:r>
+        <w:rPr>
+          <w:rFonts w:ascii="Times New Roman" w:hAnsi="Times New Roman" w:cs="Times New Roman"/>
+          <w:sz w:val="24"/>
+          <w:szCs w:val="24"/>
+        </w:rPr>
+        <w:t>e</w:t>
+      </w:r>
+      <w:r>
+        <w:rPr>
+          <w:rFonts w:ascii="Times New Roman" w:hAnsi="Times New Roman" w:cs="Times New Roman"/>
+          <w:sz w:val="24"/>
+          <w:szCs w:val="24"/>
+        </w:rPr>
+        <w:t>xperiment</w:t>
+      </w:r>
+      <w:r>
+        <w:rPr>
+          <w:rFonts w:ascii="Times New Roman" w:hAnsi="Times New Roman" w:cs="Times New Roman"/>
+          <w:sz w:val="24"/>
+          <w:szCs w:val="24"/>
+        </w:rPr>
+        <w:t>ing</w:t>
+      </w:r>
+      <w:r>
+        <w:rPr>
+          <w:rFonts w:ascii="Times New Roman" w:hAnsi="Times New Roman" w:cs="Times New Roman"/>
+          <w:sz w:val="24"/>
+          <w:szCs w:val="24"/>
+        </w:rPr>
+        <w:t xml:space="preserve"> with different hyperparameters, data augmentation techniques, or transfer learning schemes</w:t>
+      </w:r>
+      <w:r>
+        <w:rPr>
+          <w:rFonts w:ascii="Times New Roman" w:hAnsi="Times New Roman" w:cs="Times New Roman"/>
+          <w:sz w:val="24"/>
+          <w:szCs w:val="24"/>
+        </w:rPr>
+        <w:t xml:space="preserve"> </w:t>
+      </w:r>
+      <w:r>
+        <w:rPr>
+          <w:rFonts w:ascii="Times New Roman" w:hAnsi="Times New Roman" w:cs="Times New Roman"/>
+          <w:sz w:val="24"/>
+          <w:szCs w:val="24"/>
+        </w:rPr>
+        <w:t>could be beneficial to</w:t>
+      </w:r>
+      <w:r>
+        <w:rPr>
+          <w:rFonts w:ascii="Times New Roman" w:hAnsi="Times New Roman" w:cs="Times New Roman"/>
+          <w:sz w:val="24"/>
+          <w:szCs w:val="24"/>
+        </w:rPr>
+        <w:t xml:space="preserve"> boost its performance.</w:t>
       </w:r>
     </w:p>
     <w:p>
       <w:pPr>
-        <w:spacing w:before="240" w:after="0" w:line="276" w:lineRule="auto"/>
+        <w:spacing w:before="240" w:line="276" w:lineRule="auto"/>
         <w:jc w:val="both"/>
         <w:rPr>
           <w:rFonts w:asciiTheme="majorHAnsi" w:hAnsiTheme="majorHAnsi" w:cstheme="majorHAnsi"/>
-          <w:b/>
-          <w:bCs/>
-          <w:sz w:val="24"/>
-          <w:szCs w:val="24"/>
-          <w:u w:val="single"/>
+          <w:sz w:val="24"/>
+          <w:szCs w:val="24"/>
         </w:rPr>
       </w:pPr>
     </w:p>
@@ -3172,17 +3768,6 @@
           <w:szCs w:val="24"/>
         </w:rPr>
       </w:pPr>
-    </w:p>
-    <w:p>
-      <w:pPr>
-        <w:spacing w:before="240" w:line="276" w:lineRule="auto"/>
-        <w:jc w:val="both"/>
-        <w:rPr>
-          <w:rFonts w:asciiTheme="majorHAnsi" w:hAnsiTheme="majorHAnsi" w:cstheme="majorHAnsi"/>
-          <w:sz w:val="24"/>
-          <w:szCs w:val="24"/>
-        </w:rPr>
-      </w:pPr>
       <w:r>
         <w:rPr>
           <w:rFonts w:asciiTheme="majorHAnsi" w:hAnsiTheme="majorHAnsi" w:cstheme="majorHAnsi"/>
@@ -3193,7 +3778,12 @@
       </w:r>
     </w:p>
     <w:sectPr>
-      <w:headerReference w:type="first" r:id="rId17"/>
+      <w:headerReference w:type="even" r:id="rId17"/>
+      <w:headerReference w:type="default" r:id="rId18"/>
+      <w:footerReference w:type="even" r:id="rId19"/>
+      <w:footerReference w:type="default" r:id="rId20"/>
+      <w:headerReference w:type="first" r:id="rId21"/>
+      <w:footerReference w:type="first" r:id="rId22"/>
       <w:pgSz w:w="12240" w:h="15840"/>
       <w:pgMar w:top="1440" w:right="1440" w:bottom="1440" w:left="1440" w:header="720" w:footer="720" w:gutter="0"/>
       <w:cols w:space="720"/>
@@ -3229,6 +3819,36 @@
 </w:endnotes>
 </file>
 
+<file path=word/footer1.xml><?xml version="1.0" encoding="utf-8"?>
+<w:ftr xmlns:wpc="http://schemas.microsoft.com/office/word/2010/wordprocessingCanvas" xmlns:cx="http://schemas.microsoft.com/office/drawing/2014/chartex" xmlns:cx1="http://schemas.microsoft.com/office/drawing/2015/9/8/chartex" xmlns:cx2="http://schemas.microsoft.com/office/drawing/2015/10/21/chartex" xmlns:cx3="http://schemas.microsoft.com/office/drawing/2016/5/9/chartex" xmlns:cx4="http://schemas.microsoft.com/office/drawing/2016/5/10/chartex" xmlns:cx5="http://schemas.microsoft.com/office/drawing/2016/5/11/chartex" xmlns:cx6="http://schemas.microsoft.com/office/drawing/2016/5/12/chartex" xmlns:cx7="http://schemas.microsoft.com/office/drawing/2016/5/13/chartex" xmlns:cx8="http://schemas.microsoft.com/office/drawing/2016/5/14/chartex" xmlns:mc="http://schemas.openxmlformats.org/markup-compatibility/2006" xmlns:aink="http://schemas.microsoft.com/office/drawing/2016/ink" xmlns:am3d="http://schemas.microsoft.com/office/drawing/2017/model3d" xmlns:o="urn:schemas-microsoft-com:office:office" xmlns:oel="http://schemas.microsoft.com/office/2019/extlst" xmlns:r="http://schemas.openxmlformats.org/officeDocument/2006/relationships" xmlns:m="http://schemas.openxmlformats.org/officeDocument/2006/math" xmlns:v="urn:schemas-microsoft-com:vml" xmlns:wp14="http://schemas.microsoft.com/office/word/2010/wordprocessingDrawing" xmlns:wp="http://schemas.openxmlformats.org/drawingml/2006/wordprocessingDrawing" xmlns:w10="urn:schemas-microsoft-com:office:word" xmlns:w="http://schemas.openxmlformats.org/wordprocessingml/2006/main" xmlns:w14="http://schemas.microsoft.com/office/word/2010/wordml" xmlns:w15="http://schemas.microsoft.com/office/word/2012/wordml" xmlns:w16cex="http://schemas.microsoft.com/office/word/2018/wordml/cex" xmlns:w16cid="http://schemas.microsoft.com/office/word/2016/wordml/cid" xmlns:w16="http://schemas.microsoft.com/office/word/2018/wordml" xmlns:w16du="http://schemas.microsoft.com/office/word/2023/wordml/word16du" xmlns:w16sdtdh="http://schemas.microsoft.com/office/word/2020/wordml/sdtdatahash" xmlns:w16sdtfl="http://schemas.microsoft.com/office/word/2024/wordml/sdtformatlock" xmlns:w16se="http://schemas.microsoft.com/office/word/2015/wordml/symex" xmlns:wpg="http://schemas.microsoft.com/office/word/2010/wordprocessingGroup" xmlns:wpi="http://schemas.microsoft.com/office/word/2010/wordprocessingInk" xmlns:wne="http://schemas.microsoft.com/office/word/2006/wordml" xmlns:wps="http://schemas.microsoft.com/office/word/2010/wordprocessingShape" mc:Ignorable="w14 w15 w16se w16cid w16 w16cex w16sdtdh w16sdtfl w16du wp14">
+  <w:p>
+    <w:pPr>
+      <w:pStyle w:val="Footer"/>
+    </w:pPr>
+  </w:p>
+</w:ftr>
+</file>
+
+<file path=word/footer2.xml><?xml version="1.0" encoding="utf-8"?>
+<w:ftr xmlns:wpc="http://schemas.microsoft.com/office/word/2010/wordprocessingCanvas" xmlns:cx="http://schemas.microsoft.com/office/drawing/2014/chartex" xmlns:cx1="http://schemas.microsoft.com/office/drawing/2015/9/8/chartex" xmlns:cx2="http://schemas.microsoft.com/office/drawing/2015/10/21/chartex" xmlns:cx3="http://schemas.microsoft.com/office/drawing/2016/5/9/chartex" xmlns:cx4="http://schemas.microsoft.com/office/drawing/2016/5/10/chartex" xmlns:cx5="http://schemas.microsoft.com/office/drawing/2016/5/11/chartex" xmlns:cx6="http://schemas.microsoft.com/office/drawing/2016/5/12/chartex" xmlns:cx7="http://schemas.microsoft.com/office/drawing/2016/5/13/chartex" xmlns:cx8="http://schemas.microsoft.com/office/drawing/2016/5/14/chartex" xmlns:mc="http://schemas.openxmlformats.org/markup-compatibility/2006" xmlns:aink="http://schemas.microsoft.com/office/drawing/2016/ink" xmlns:am3d="http://schemas.microsoft.com/office/drawing/2017/model3d" xmlns:o="urn:schemas-microsoft-com:office:office" xmlns:oel="http://schemas.microsoft.com/office/2019/extlst" xmlns:r="http://schemas.openxmlformats.org/officeDocument/2006/relationships" xmlns:m="http://schemas.openxmlformats.org/officeDocument/2006/math" xmlns:v="urn:schemas-microsoft-com:vml" xmlns:wp14="http://schemas.microsoft.com/office/word/2010/wordprocessingDrawing" xmlns:wp="http://schemas.openxmlformats.org/drawingml/2006/wordprocessingDrawing" xmlns:w10="urn:schemas-microsoft-com:office:word" xmlns:w="http://schemas.openxmlformats.org/wordprocessingml/2006/main" xmlns:w14="http://schemas.microsoft.com/office/word/2010/wordml" xmlns:w15="http://schemas.microsoft.com/office/word/2012/wordml" xmlns:w16cex="http://schemas.microsoft.com/office/word/2018/wordml/cex" xmlns:w16cid="http://schemas.microsoft.com/office/word/2016/wordml/cid" xmlns:w16="http://schemas.microsoft.com/office/word/2018/wordml" xmlns:w16du="http://schemas.microsoft.com/office/word/2023/wordml/word16du" xmlns:w16sdtdh="http://schemas.microsoft.com/office/word/2020/wordml/sdtdatahash" xmlns:w16sdtfl="http://schemas.microsoft.com/office/word/2024/wordml/sdtformatlock" xmlns:w16se="http://schemas.microsoft.com/office/word/2015/wordml/symex" xmlns:wpg="http://schemas.microsoft.com/office/word/2010/wordprocessingGroup" xmlns:wpi="http://schemas.microsoft.com/office/word/2010/wordprocessingInk" xmlns:wne="http://schemas.microsoft.com/office/word/2006/wordml" xmlns:wps="http://schemas.microsoft.com/office/word/2010/wordprocessingShape" mc:Ignorable="w14 w15 w16se w16cid w16 w16cex w16sdtdh w16sdtfl w16du wp14">
+  <w:p>
+    <w:pPr>
+      <w:pStyle w:val="Footer"/>
+    </w:pPr>
+  </w:p>
+</w:ftr>
+</file>
+
+<file path=word/footer3.xml><?xml version="1.0" encoding="utf-8"?>
+<w:ftr xmlns:wpc="http://schemas.microsoft.com/office/word/2010/wordprocessingCanvas" xmlns:cx="http://schemas.microsoft.com/office/drawing/2014/chartex" xmlns:cx1="http://schemas.microsoft.com/office/drawing/2015/9/8/chartex" xmlns:cx2="http://schemas.microsoft.com/office/drawing/2015/10/21/chartex" xmlns:cx3="http://schemas.microsoft.com/office/drawing/2016/5/9/chartex" xmlns:cx4="http://schemas.microsoft.com/office/drawing/2016/5/10/chartex" xmlns:cx5="http://schemas.microsoft.com/office/drawing/2016/5/11/chartex" xmlns:cx6="http://schemas.microsoft.com/office/drawing/2016/5/12/chartex" xmlns:cx7="http://schemas.microsoft.com/office/drawing/2016/5/13/chartex" xmlns:cx8="http://schemas.microsoft.com/office/drawing/2016/5/14/chartex" xmlns:mc="http://schemas.openxmlformats.org/markup-compatibility/2006" xmlns:aink="http://schemas.microsoft.com/office/drawing/2016/ink" xmlns:am3d="http://schemas.microsoft.com/office/drawing/2017/model3d" xmlns:o="urn:schemas-microsoft-com:office:office" xmlns:oel="http://schemas.microsoft.com/office/2019/extlst" xmlns:r="http://schemas.openxmlformats.org/officeDocument/2006/relationships" xmlns:m="http://schemas.openxmlformats.org/officeDocument/2006/math" xmlns:v="urn:schemas-microsoft-com:vml" xmlns:wp14="http://schemas.microsoft.com/office/word/2010/wordprocessingDrawing" xmlns:wp="http://schemas.openxmlformats.org/drawingml/2006/wordprocessingDrawing" xmlns:w10="urn:schemas-microsoft-com:office:word" xmlns:w="http://schemas.openxmlformats.org/wordprocessingml/2006/main" xmlns:w14="http://schemas.microsoft.com/office/word/2010/wordml" xmlns:w15="http://schemas.microsoft.com/office/word/2012/wordml" xmlns:w16cex="http://schemas.microsoft.com/office/word/2018/wordml/cex" xmlns:w16cid="http://schemas.microsoft.com/office/word/2016/wordml/cid" xmlns:w16="http://schemas.microsoft.com/office/word/2018/wordml" xmlns:w16du="http://schemas.microsoft.com/office/word/2023/wordml/word16du" xmlns:w16sdtdh="http://schemas.microsoft.com/office/word/2020/wordml/sdtdatahash" xmlns:w16sdtfl="http://schemas.microsoft.com/office/word/2024/wordml/sdtformatlock" xmlns:w16se="http://schemas.microsoft.com/office/word/2015/wordml/symex" xmlns:wpg="http://schemas.microsoft.com/office/word/2010/wordprocessingGroup" xmlns:wpi="http://schemas.microsoft.com/office/word/2010/wordprocessingInk" xmlns:wne="http://schemas.microsoft.com/office/word/2006/wordml" xmlns:wps="http://schemas.microsoft.com/office/word/2010/wordprocessingShape" mc:Ignorable="w14 w15 w16se w16cid w16 w16cex w16sdtdh w16sdtfl w16du wp14">
+  <w:p>
+    <w:pPr>
+      <w:pStyle w:val="Footer"/>
+    </w:pPr>
+  </w:p>
+</w:ftr>
+</file>
+
 <file path=word/footnotes.xml><?xml version="1.0" encoding="utf-8"?>
 <w:footnotes xmlns:wpc="http://schemas.microsoft.com/office/word/2010/wordprocessingCanvas" xmlns:cx="http://schemas.microsoft.com/office/drawing/2014/chartex" xmlns:cx1="http://schemas.microsoft.com/office/drawing/2015/9/8/chartex" xmlns:cx2="http://schemas.microsoft.com/office/drawing/2015/10/21/chartex" xmlns:cx3="http://schemas.microsoft.com/office/drawing/2016/5/9/chartex" xmlns:cx4="http://schemas.microsoft.com/office/drawing/2016/5/10/chartex" xmlns:cx5="http://schemas.microsoft.com/office/drawing/2016/5/11/chartex" xmlns:cx6="http://schemas.microsoft.com/office/drawing/2016/5/12/chartex" xmlns:cx7="http://schemas.microsoft.com/office/drawing/2016/5/13/chartex" xmlns:cx8="http://schemas.microsoft.com/office/drawing/2016/5/14/chartex" xmlns:mc="http://schemas.openxmlformats.org/markup-compatibility/2006" xmlns:aink="http://schemas.microsoft.com/office/drawing/2016/ink" xmlns:am3d="http://schemas.microsoft.com/office/drawing/2017/model3d" xmlns:o="urn:schemas-microsoft-com:office:office" xmlns:oel="http://schemas.microsoft.com/office/2019/extlst" xmlns:r="http://schemas.openxmlformats.org/officeDocument/2006/relationships" xmlns:m="http://schemas.openxmlformats.org/officeDocument/2006/math" xmlns:v="urn:schemas-microsoft-com:vml" xmlns:wp14="http://schemas.microsoft.com/office/word/2010/wordprocessingDrawing" xmlns:wp="http://schemas.openxmlformats.org/drawingml/2006/wordprocessingDrawing" xmlns:w10="urn:schemas-microsoft-com:office:word" xmlns:w="http://schemas.openxmlformats.org/wordprocessingml/2006/main" xmlns:w14="http://schemas.microsoft.com/office/word/2010/wordml" xmlns:w15="http://schemas.microsoft.com/office/word/2012/wordml" xmlns:w16cex="http://schemas.microsoft.com/office/word/2018/wordml/cex" xmlns:w16cid="http://schemas.microsoft.com/office/word/2016/wordml/cid" xmlns:w16="http://schemas.microsoft.com/office/word/2018/wordml" xmlns:w16du="http://schemas.microsoft.com/office/word/2023/wordml/word16du" xmlns:w16sdtdh="http://schemas.microsoft.com/office/word/2020/wordml/sdtdatahash" xmlns:w16sdtfl="http://schemas.microsoft.com/office/word/2024/wordml/sdtformatlock" xmlns:w16se="http://schemas.microsoft.com/office/word/2015/wordml/symex" xmlns:wpg="http://schemas.microsoft.com/office/word/2010/wordprocessingGroup" xmlns:wpi="http://schemas.microsoft.com/office/word/2010/wordprocessingInk" xmlns:wne="http://schemas.microsoft.com/office/word/2006/wordml" xmlns:wps="http://schemas.microsoft.com/office/word/2010/wordprocessingShape" mc:Ignorable="w14 w15 w16se w16cid w16 w16cex w16sdtdh w16sdtfl w16du wp14">
   <w:footnote w:type="separator" w:id="-1">
@@ -3259,9 +3879,39 @@
   <w:p>
     <w:pPr>
       <w:pStyle w:val="Header"/>
+    </w:pPr>
+  </w:p>
+</w:hdr>
+</file>
+
+<file path=word/header2.xml><?xml version="1.0" encoding="utf-8"?>
+<w:hdr xmlns:wpc="http://schemas.microsoft.com/office/word/2010/wordprocessingCanvas" xmlns:cx="http://schemas.microsoft.com/office/drawing/2014/chartex" xmlns:cx1="http://schemas.microsoft.com/office/drawing/2015/9/8/chartex" xmlns:cx2="http://schemas.microsoft.com/office/drawing/2015/10/21/chartex" xmlns:cx3="http://schemas.microsoft.com/office/drawing/2016/5/9/chartex" xmlns:cx4="http://schemas.microsoft.com/office/drawing/2016/5/10/chartex" xmlns:cx5="http://schemas.microsoft.com/office/drawing/2016/5/11/chartex" xmlns:cx6="http://schemas.microsoft.com/office/drawing/2016/5/12/chartex" xmlns:cx7="http://schemas.microsoft.com/office/drawing/2016/5/13/chartex" xmlns:cx8="http://schemas.microsoft.com/office/drawing/2016/5/14/chartex" xmlns:mc="http://schemas.openxmlformats.org/markup-compatibility/2006" xmlns:aink="http://schemas.microsoft.com/office/drawing/2016/ink" xmlns:am3d="http://schemas.microsoft.com/office/drawing/2017/model3d" xmlns:o="urn:schemas-microsoft-com:office:office" xmlns:oel="http://schemas.microsoft.com/office/2019/extlst" xmlns:r="http://schemas.openxmlformats.org/officeDocument/2006/relationships" xmlns:m="http://schemas.openxmlformats.org/officeDocument/2006/math" xmlns:v="urn:schemas-microsoft-com:vml" xmlns:wp14="http://schemas.microsoft.com/office/word/2010/wordprocessingDrawing" xmlns:wp="http://schemas.openxmlformats.org/drawingml/2006/wordprocessingDrawing" xmlns:w10="urn:schemas-microsoft-com:office:word" xmlns:w="http://schemas.openxmlformats.org/wordprocessingml/2006/main" xmlns:w14="http://schemas.microsoft.com/office/word/2010/wordml" xmlns:w15="http://schemas.microsoft.com/office/word/2012/wordml" xmlns:w16cex="http://schemas.microsoft.com/office/word/2018/wordml/cex" xmlns:w16cid="http://schemas.microsoft.com/office/word/2016/wordml/cid" xmlns:w16="http://schemas.microsoft.com/office/word/2018/wordml" xmlns:w16du="http://schemas.microsoft.com/office/word/2023/wordml/word16du" xmlns:w16sdtdh="http://schemas.microsoft.com/office/word/2020/wordml/sdtdatahash" xmlns:w16sdtfl="http://schemas.microsoft.com/office/word/2024/wordml/sdtformatlock" xmlns:w16se="http://schemas.microsoft.com/office/word/2015/wordml/symex" xmlns:wpg="http://schemas.microsoft.com/office/word/2010/wordprocessingGroup" xmlns:wpi="http://schemas.microsoft.com/office/word/2010/wordprocessingInk" xmlns:wne="http://schemas.microsoft.com/office/word/2006/wordml" xmlns:wps="http://schemas.microsoft.com/office/word/2010/wordprocessingShape" mc:Ignorable="w14 w15 w16se w16cid w16 w16cex w16sdtdh w16sdtfl w16du wp14">
+  <w:p>
+    <w:pPr>
+      <w:pStyle w:val="Header"/>
+    </w:pPr>
+  </w:p>
+</w:hdr>
+</file>
+
+<file path=word/header3.xml><?xml version="1.0" encoding="utf-8"?>
+<w:hdr xmlns:wpc="http://schemas.microsoft.com/office/word/2010/wordprocessingCanvas" xmlns:cx="http://schemas.microsoft.com/office/drawing/2014/chartex" xmlns:cx1="http://schemas.microsoft.com/office/drawing/2015/9/8/chartex" xmlns:cx2="http://schemas.microsoft.com/office/drawing/2015/10/21/chartex" xmlns:cx3="http://schemas.microsoft.com/office/drawing/2016/5/9/chartex" xmlns:cx4="http://schemas.microsoft.com/office/drawing/2016/5/10/chartex" xmlns:cx5="http://schemas.microsoft.com/office/drawing/2016/5/11/chartex" xmlns:cx6="http://schemas.microsoft.com/office/drawing/2016/5/12/chartex" xmlns:cx7="http://schemas.microsoft.com/office/drawing/2016/5/13/chartex" xmlns:cx8="http://schemas.microsoft.com/office/drawing/2016/5/14/chartex" xmlns:mc="http://schemas.openxmlformats.org/markup-compatibility/2006" xmlns:aink="http://schemas.microsoft.com/office/drawing/2016/ink" xmlns:am3d="http://schemas.microsoft.com/office/drawing/2017/model3d" xmlns:o="urn:schemas-microsoft-com:office:office" xmlns:oel="http://schemas.microsoft.com/office/2019/extlst" xmlns:r="http://schemas.openxmlformats.org/officeDocument/2006/relationships" xmlns:m="http://schemas.openxmlformats.org/officeDocument/2006/math" xmlns:v="urn:schemas-microsoft-com:vml" xmlns:wp14="http://schemas.microsoft.com/office/word/2010/wordprocessingDrawing" xmlns:wp="http://schemas.openxmlformats.org/drawingml/2006/wordprocessingDrawing" xmlns:w10="urn:schemas-microsoft-com:office:word" xmlns:w="http://schemas.openxmlformats.org/wordprocessingml/2006/main" xmlns:w14="http://schemas.microsoft.com/office/word/2010/wordml" xmlns:w15="http://schemas.microsoft.com/office/word/2012/wordml" xmlns:w16cex="http://schemas.microsoft.com/office/word/2018/wordml/cex" xmlns:w16cid="http://schemas.microsoft.com/office/word/2016/wordml/cid" xmlns:w16="http://schemas.microsoft.com/office/word/2018/wordml" xmlns:w16du="http://schemas.microsoft.com/office/word/2023/wordml/word16du" xmlns:w16sdtdh="http://schemas.microsoft.com/office/word/2020/wordml/sdtdatahash" xmlns:w16sdtfl="http://schemas.microsoft.com/office/word/2024/wordml/sdtformatlock" xmlns:w16se="http://schemas.microsoft.com/office/word/2015/wordml/symex" xmlns:wpg="http://schemas.microsoft.com/office/word/2010/wordprocessingGroup" xmlns:wpi="http://schemas.microsoft.com/office/word/2010/wordprocessingInk" xmlns:wne="http://schemas.microsoft.com/office/word/2006/wordml" xmlns:wps="http://schemas.microsoft.com/office/word/2010/wordprocessingShape" mc:Ignorable="w14 w15 w16se w16cid w16 w16cex w16sdtdh w16sdtfl w16du wp14">
+  <w:p>
+    <w:pPr>
+      <w:pStyle w:val="Header"/>
       <w:jc w:val="right"/>
+      <w:rPr>
+        <w:rFonts w:ascii="Times New Roman" w:hAnsi="Times New Roman" w:cs="Times New Roman"/>
+        <w:b/>
+        <w:bCs/>
+      </w:rPr>
     </w:pPr>
     <w:r>
+      <w:rPr>
+        <w:rFonts w:ascii="Times New Roman" w:hAnsi="Times New Roman" w:cs="Times New Roman"/>
+        <w:b/>
+        <w:bCs/>
+      </w:rPr>
       <w:t>Srujana Duggineni – C00313483</w:t>
     </w:r>
   </w:p>
@@ -4924,6 +5574,23 @@
       </w:tblBorders>
     </w:tblPr>
   </w:style>
+  <w:style w:type="paragraph" w:styleId="NormalWeb">
+    <w:name w:val="Normal (Web)"/>
+    <w:basedOn w:val="Normal"/>
+    <w:uiPriority w:val="99"/>
+    <w:semiHidden/>
+    <w:unhideWhenUsed/>
+    <w:rsid w:val="00D14BE5"/>
+    <w:pPr>
+      <w:spacing w:before="100" w:beforeAutospacing="1" w:after="100" w:afterAutospacing="1" w:line="240" w:lineRule="auto"/>
+    </w:pPr>
+    <w:rPr>
+      <w:rFonts w:ascii="Times New Roman" w:eastAsia="Times New Roman" w:hAnsi="Times New Roman" w:cs="Times New Roman"/>
+      <w:sz w:val="24"/>
+      <w:szCs w:val="24"/>
+      <w:lang w:val="en-IN" w:eastAsia="en-GB"/>
+    </w:rPr>
+  </w:style>
 </w:styles>
 </file>
 
